--- a/reports/Weir/Perfil_consumo/weir Baquedano 1215.docx
+++ b/reports/Weir/Perfil_consumo/weir Baquedano 1215.docx
@@ -19,6 +19,11 @@
           <w:i/>
         </w:rPr>
         <w:t>Vulco S.A. · San Bernardo · Aguas Andinas · boleta de septiembre 2026</w:t>
+      </w:r>
+    </w:p>
+    <w:p>
+      <w:r>
+        <w:t>Medidor de control de Estadio Vulco (Baquedano 1215).</w:t>
       </w:r>
     </w:p>
     <w:tbl>
@@ -251,13 +256,35 @@
           </w:p>
         </w:tc>
       </w:tr>
+      <w:tr>
+        <w:tc>
+          <w:tcPr>
+            <w:tcW w:type="dxa" w:w="4320"/>
+          </w:tcPr>
+          <w:p>
+            <w:r>
+              <w:t>Límite de sobreconsumo</w:t>
+            </w:r>
+          </w:p>
+        </w:tc>
+        <w:tc>
+          <w:tcPr>
+            <w:tcW w:type="dxa" w:w="4320"/>
+          </w:tcPr>
+          <w:p>
+            <w:r>
+              <w:t>890 m³/mes</w:t>
+            </w:r>
+          </w:p>
+        </w:tc>
+      </w:tr>
     </w:tbl>
     <w:p/>
     <w:p>
       <w:r>
         <w:drawing>
           <wp:inline xmlns:a="http://schemas.openxmlformats.org/drawingml/2006/main" xmlns:pic="http://schemas.openxmlformats.org/drawingml/2006/picture">
-            <wp:extent cx="5852160" cy="2027976"/>
+            <wp:extent cx="5852160" cy="1999005"/>
             <wp:docPr id="1" name="Picture 1"/>
             <wp:cNvGraphicFramePr>
               <a:graphicFrameLocks noChangeAspect="1"/>
@@ -278,7 +305,7 @@
                   <pic:spPr>
                     <a:xfrm>
                       <a:off x="0" y="0"/>
-                      <a:ext cx="5852160" cy="2027976"/>
+                      <a:ext cx="5852160" cy="1999005"/>
                     </a:xfrm>
                     <a:prstGeom prst="rect"/>
                   </pic:spPr>
@@ -290,11 +317,13 @@
       </w:r>
     </w:p>
     <w:p>
-      <w:pPr>
-        <w:jc w:val="left"/>
-      </w:pPr>
       <w:r>
         <w:t>Últimos 12 meses (oct-25 a sep-26): 22.717 m³ · promedio 1.893 m³/mes · máximo 3.870 m³ (Feb-26) · mínimo 397 m³ (Sep-26).</w:t>
+      </w:r>
+    </w:p>
+    <w:p>
+      <w:r>
+        <w:t>En los cinco meses punta el costo a tarifa normal sería $ 21.214.911 y con sobreconsumo queda en $ 33.598.114. La diferencia es $ 12.383.203 (10.940 m³ sobre el límite de 890 m³, a $1.131,92 más por m³ de agua potable).</w:t>
       </w:r>
     </w:p>
     <w:p>
@@ -302,7 +331,7 @@
         <w:pStyle w:val="Heading2"/>
       </w:pPr>
       <w:r>
-        <w:t>Serie mensual (m³)</w:t>
+        <w:t>Costo normal y costo con sobreconsumo</w:t>
       </w:r>
     </w:p>
     <w:tbl>
@@ -312,24 +341,90 @@
         <w:tblLook w:firstColumn="1" w:firstRow="1" w:lastColumn="0" w:lastRow="0" w:noHBand="0" w:noVBand="1" w:val="04A0"/>
       </w:tblPr>
       <w:tblGrid>
-        <w:gridCol w:w="665"/>
-        <w:gridCol w:w="665"/>
-        <w:gridCol w:w="665"/>
-        <w:gridCol w:w="665"/>
-        <w:gridCol w:w="665"/>
-        <w:gridCol w:w="665"/>
-        <w:gridCol w:w="665"/>
-        <w:gridCol w:w="665"/>
-        <w:gridCol w:w="665"/>
-        <w:gridCol w:w="665"/>
-        <w:gridCol w:w="665"/>
-        <w:gridCol w:w="665"/>
-        <w:gridCol w:w="665"/>
+        <w:gridCol w:w="1234"/>
+        <w:gridCol w:w="1234"/>
+        <w:gridCol w:w="1234"/>
+        <w:gridCol w:w="1234"/>
+        <w:gridCol w:w="1234"/>
+        <w:gridCol w:w="1234"/>
+        <w:gridCol w:w="1234"/>
       </w:tblGrid>
       <w:tr>
         <w:tc>
           <w:tcPr>
-            <w:tcW w:type="dxa" w:w="665"/>
+            <w:tcW w:type="dxa" w:w="1234"/>
+          </w:tcPr>
+          <w:p>
+            <w:r>
+              <w:t>Mes</w:t>
+            </w:r>
+          </w:p>
+        </w:tc>
+        <w:tc>
+          <w:tcPr>
+            <w:tcW w:type="dxa" w:w="1234"/>
+          </w:tcPr>
+          <w:p>
+            <w:r>
+              <w:t>Período</w:t>
+            </w:r>
+          </w:p>
+        </w:tc>
+        <w:tc>
+          <w:tcPr>
+            <w:tcW w:type="dxa" w:w="1234"/>
+          </w:tcPr>
+          <w:p>
+            <w:r>
+              <w:t>m³</w:t>
+            </w:r>
+          </w:p>
+        </w:tc>
+        <w:tc>
+          <w:tcPr>
+            <w:tcW w:type="dxa" w:w="1234"/>
+          </w:tcPr>
+          <w:p>
+            <w:r>
+              <w:t>m³ sobre</w:t>
+            </w:r>
+          </w:p>
+        </w:tc>
+        <w:tc>
+          <w:tcPr>
+            <w:tcW w:type="dxa" w:w="1234"/>
+          </w:tcPr>
+          <w:p>
+            <w:r>
+              <w:t>Costo normal</w:t>
+            </w:r>
+          </w:p>
+        </w:tc>
+        <w:tc>
+          <w:tcPr>
+            <w:tcW w:type="dxa" w:w="1234"/>
+          </w:tcPr>
+          <w:p>
+            <w:r>
+              <w:t>Con sobreconsumo</w:t>
+            </w:r>
+          </w:p>
+        </w:tc>
+        <w:tc>
+          <w:tcPr>
+            <w:tcW w:type="dxa" w:w="1234"/>
+          </w:tcPr>
+          <w:p>
+            <w:r>
+              <w:t>Diferencia</w:t>
+            </w:r>
+          </w:p>
+        </w:tc>
+      </w:tr>
+      <w:tr>
+        <w:tc>
+          <w:tcPr>
+            <w:tcW w:type="dxa" w:w="1234"/>
           </w:tcPr>
           <w:p>
             <w:r>
@@ -339,7 +434,69 @@
         </w:tc>
         <w:tc>
           <w:tcPr>
-            <w:tcW w:type="dxa" w:w="665"/>
+            <w:tcW w:type="dxa" w:w="1234"/>
+          </w:tcPr>
+          <w:p>
+            <w:r>
+              <w:t>No punta</w:t>
+            </w:r>
+          </w:p>
+        </w:tc>
+        <w:tc>
+          <w:tcPr>
+            <w:tcW w:type="dxa" w:w="1234"/>
+          </w:tcPr>
+          <w:p>
+            <w:r>
+              <w:t>590</w:t>
+            </w:r>
+          </w:p>
+        </w:tc>
+        <w:tc>
+          <w:tcPr>
+            <w:tcW w:type="dxa" w:w="1234"/>
+          </w:tcPr>
+          <w:p>
+            <w:r>
+              <w:t>—</w:t>
+            </w:r>
+          </w:p>
+        </w:tc>
+        <w:tc>
+          <w:tcPr>
+            <w:tcW w:type="dxa" w:w="1234"/>
+          </w:tcPr>
+          <w:p>
+            <w:r>
+              <w:t>$ 817.746</w:t>
+            </w:r>
+          </w:p>
+        </w:tc>
+        <w:tc>
+          <w:tcPr>
+            <w:tcW w:type="dxa" w:w="1234"/>
+          </w:tcPr>
+          <w:p>
+            <w:r>
+              <w:t>$ 817.746</w:t>
+            </w:r>
+          </w:p>
+        </w:tc>
+        <w:tc>
+          <w:tcPr>
+            <w:tcW w:type="dxa" w:w="1234"/>
+          </w:tcPr>
+          <w:p>
+            <w:r>
+              <w:t>—</w:t>
+            </w:r>
+          </w:p>
+        </w:tc>
+      </w:tr>
+      <w:tr>
+        <w:tc>
+          <w:tcPr>
+            <w:tcW w:type="dxa" w:w="1234"/>
           </w:tcPr>
           <w:p>
             <w:r>
@@ -349,7 +506,69 @@
         </w:tc>
         <w:tc>
           <w:tcPr>
-            <w:tcW w:type="dxa" w:w="665"/>
+            <w:tcW w:type="dxa" w:w="1234"/>
+          </w:tcPr>
+          <w:p>
+            <w:r>
+              <w:t>No punta</w:t>
+            </w:r>
+          </w:p>
+        </w:tc>
+        <w:tc>
+          <w:tcPr>
+            <w:tcW w:type="dxa" w:w="1234"/>
+          </w:tcPr>
+          <w:p>
+            <w:r>
+              <w:t>520</w:t>
+            </w:r>
+          </w:p>
+        </w:tc>
+        <w:tc>
+          <w:tcPr>
+            <w:tcW w:type="dxa" w:w="1234"/>
+          </w:tcPr>
+          <w:p>
+            <w:r>
+              <w:t>—</w:t>
+            </w:r>
+          </w:p>
+        </w:tc>
+        <w:tc>
+          <w:tcPr>
+            <w:tcW w:type="dxa" w:w="1234"/>
+          </w:tcPr>
+          <w:p>
+            <w:r>
+              <w:t>$ 720.837</w:t>
+            </w:r>
+          </w:p>
+        </w:tc>
+        <w:tc>
+          <w:tcPr>
+            <w:tcW w:type="dxa" w:w="1234"/>
+          </w:tcPr>
+          <w:p>
+            <w:r>
+              <w:t>$ 720.837</w:t>
+            </w:r>
+          </w:p>
+        </w:tc>
+        <w:tc>
+          <w:tcPr>
+            <w:tcW w:type="dxa" w:w="1234"/>
+          </w:tcPr>
+          <w:p>
+            <w:r>
+              <w:t>—</w:t>
+            </w:r>
+          </w:p>
+        </w:tc>
+      </w:tr>
+      <w:tr>
+        <w:tc>
+          <w:tcPr>
+            <w:tcW w:type="dxa" w:w="1234"/>
           </w:tcPr>
           <w:p>
             <w:r>
@@ -359,7 +578,69 @@
         </w:tc>
         <w:tc>
           <w:tcPr>
-            <w:tcW w:type="dxa" w:w="665"/>
+            <w:tcW w:type="dxa" w:w="1234"/>
+          </w:tcPr>
+          <w:p>
+            <w:r>
+              <w:t>No punta</w:t>
+            </w:r>
+          </w:p>
+        </w:tc>
+        <w:tc>
+          <w:tcPr>
+            <w:tcW w:type="dxa" w:w="1234"/>
+          </w:tcPr>
+          <w:p>
+            <w:r>
+              <w:t>1.070</w:t>
+            </w:r>
+          </w:p>
+        </w:tc>
+        <w:tc>
+          <w:tcPr>
+            <w:tcW w:type="dxa" w:w="1234"/>
+          </w:tcPr>
+          <w:p>
+            <w:r>
+              <w:t>—</w:t>
+            </w:r>
+          </w:p>
+        </w:tc>
+        <w:tc>
+          <w:tcPr>
+            <w:tcW w:type="dxa" w:w="1234"/>
+          </w:tcPr>
+          <w:p>
+            <w:r>
+              <w:t>$ 1.482.263</w:t>
+            </w:r>
+          </w:p>
+        </w:tc>
+        <w:tc>
+          <w:tcPr>
+            <w:tcW w:type="dxa" w:w="1234"/>
+          </w:tcPr>
+          <w:p>
+            <w:r>
+              <w:t>$ 1.482.263</w:t>
+            </w:r>
+          </w:p>
+        </w:tc>
+        <w:tc>
+          <w:tcPr>
+            <w:tcW w:type="dxa" w:w="1234"/>
+          </w:tcPr>
+          <w:p>
+            <w:r>
+              <w:t>—</w:t>
+            </w:r>
+          </w:p>
+        </w:tc>
+      </w:tr>
+      <w:tr>
+        <w:tc>
+          <w:tcPr>
+            <w:tcW w:type="dxa" w:w="1234"/>
           </w:tcPr>
           <w:p>
             <w:r>
@@ -369,7 +650,69 @@
         </w:tc>
         <w:tc>
           <w:tcPr>
-            <w:tcW w:type="dxa" w:w="665"/>
+            <w:tcW w:type="dxa" w:w="1234"/>
+          </w:tcPr>
+          <w:p>
+            <w:r>
+              <w:t>No punta</w:t>
+            </w:r>
+          </w:p>
+        </w:tc>
+        <w:tc>
+          <w:tcPr>
+            <w:tcW w:type="dxa" w:w="1234"/>
+          </w:tcPr>
+          <w:p>
+            <w:r>
+              <w:t>1.380</w:t>
+            </w:r>
+          </w:p>
+        </w:tc>
+        <w:tc>
+          <w:tcPr>
+            <w:tcW w:type="dxa" w:w="1234"/>
+          </w:tcPr>
+          <w:p>
+            <w:r>
+              <w:t>—</w:t>
+            </w:r>
+          </w:p>
+        </w:tc>
+        <w:tc>
+          <w:tcPr>
+            <w:tcW w:type="dxa" w:w="1234"/>
+          </w:tcPr>
+          <w:p>
+            <w:r>
+              <w:t>$ 1.911.430</w:t>
+            </w:r>
+          </w:p>
+        </w:tc>
+        <w:tc>
+          <w:tcPr>
+            <w:tcW w:type="dxa" w:w="1234"/>
+          </w:tcPr>
+          <w:p>
+            <w:r>
+              <w:t>$ 1.911.430</w:t>
+            </w:r>
+          </w:p>
+        </w:tc>
+        <w:tc>
+          <w:tcPr>
+            <w:tcW w:type="dxa" w:w="1234"/>
+          </w:tcPr>
+          <w:p>
+            <w:r>
+              <w:t>—</w:t>
+            </w:r>
+          </w:p>
+        </w:tc>
+      </w:tr>
+      <w:tr>
+        <w:tc>
+          <w:tcPr>
+            <w:tcW w:type="dxa" w:w="1234"/>
           </w:tcPr>
           <w:p>
             <w:r>
@@ -379,7 +722,69 @@
         </w:tc>
         <w:tc>
           <w:tcPr>
-            <w:tcW w:type="dxa" w:w="665"/>
+            <w:tcW w:type="dxa" w:w="1234"/>
+          </w:tcPr>
+          <w:p>
+            <w:r>
+              <w:t>Punta</w:t>
+            </w:r>
+          </w:p>
+        </w:tc>
+        <w:tc>
+          <w:tcPr>
+            <w:tcW w:type="dxa" w:w="1234"/>
+          </w:tcPr>
+          <w:p>
+            <w:r>
+              <w:t>2.260</w:t>
+            </w:r>
+          </w:p>
+        </w:tc>
+        <w:tc>
+          <w:tcPr>
+            <w:tcW w:type="dxa" w:w="1234"/>
+          </w:tcPr>
+          <w:p>
+            <w:r>
+              <w:t>1.370</w:t>
+            </w:r>
+          </w:p>
+        </w:tc>
+        <w:tc>
+          <w:tcPr>
+            <w:tcW w:type="dxa" w:w="1234"/>
+          </w:tcPr>
+          <w:p>
+            <w:r>
+              <w:t>$ 3.115.631</w:t>
+            </w:r>
+          </w:p>
+        </w:tc>
+        <w:tc>
+          <w:tcPr>
+            <w:tcW w:type="dxa" w:w="1234"/>
+          </w:tcPr>
+          <w:p>
+            <w:r>
+              <w:t>$ 4.666.361</w:t>
+            </w:r>
+          </w:p>
+        </w:tc>
+        <w:tc>
+          <w:tcPr>
+            <w:tcW w:type="dxa" w:w="1234"/>
+          </w:tcPr>
+          <w:p>
+            <w:r>
+              <w:t>$ 1.550.730</w:t>
+            </w:r>
+          </w:p>
+        </w:tc>
+      </w:tr>
+      <w:tr>
+        <w:tc>
+          <w:tcPr>
+            <w:tcW w:type="dxa" w:w="1234"/>
           </w:tcPr>
           <w:p>
             <w:r>
@@ -389,7 +794,69 @@
         </w:tc>
         <w:tc>
           <w:tcPr>
-            <w:tcW w:type="dxa" w:w="665"/>
+            <w:tcW w:type="dxa" w:w="1234"/>
+          </w:tcPr>
+          <w:p>
+            <w:r>
+              <w:t>Punta</w:t>
+            </w:r>
+          </w:p>
+        </w:tc>
+        <w:tc>
+          <w:tcPr>
+            <w:tcW w:type="dxa" w:w="1234"/>
+          </w:tcPr>
+          <w:p>
+            <w:r>
+              <w:t>3.870</w:t>
+            </w:r>
+          </w:p>
+        </w:tc>
+        <w:tc>
+          <w:tcPr>
+            <w:tcW w:type="dxa" w:w="1234"/>
+          </w:tcPr>
+          <w:p>
+            <w:r>
+              <w:t>2.980</w:t>
+            </w:r>
+          </w:p>
+        </w:tc>
+        <w:tc>
+          <w:tcPr>
+            <w:tcW w:type="dxa" w:w="1234"/>
+          </w:tcPr>
+          <w:p>
+            <w:r>
+              <w:t>$ 5.334.501</w:t>
+            </w:r>
+          </w:p>
+        </w:tc>
+        <w:tc>
+          <w:tcPr>
+            <w:tcW w:type="dxa" w:w="1234"/>
+          </w:tcPr>
+          <w:p>
+            <w:r>
+              <w:t>$ 8.707.622</w:t>
+            </w:r>
+          </w:p>
+        </w:tc>
+        <w:tc>
+          <w:tcPr>
+            <w:tcW w:type="dxa" w:w="1234"/>
+          </w:tcPr>
+          <w:p>
+            <w:r>
+              <w:t>$ 3.373.121</w:t>
+            </w:r>
+          </w:p>
+        </w:tc>
+      </w:tr>
+      <w:tr>
+        <w:tc>
+          <w:tcPr>
+            <w:tcW w:type="dxa" w:w="1234"/>
           </w:tcPr>
           <w:p>
             <w:r>
@@ -399,7 +866,69 @@
         </w:tc>
         <w:tc>
           <w:tcPr>
-            <w:tcW w:type="dxa" w:w="665"/>
+            <w:tcW w:type="dxa" w:w="1234"/>
+          </w:tcPr>
+          <w:p>
+            <w:r>
+              <w:t>Punta</w:t>
+            </w:r>
+          </w:p>
+        </w:tc>
+        <w:tc>
+          <w:tcPr>
+            <w:tcW w:type="dxa" w:w="1234"/>
+          </w:tcPr>
+          <w:p>
+            <w:r>
+              <w:t>3.870</w:t>
+            </w:r>
+          </w:p>
+        </w:tc>
+        <w:tc>
+          <w:tcPr>
+            <w:tcW w:type="dxa" w:w="1234"/>
+          </w:tcPr>
+          <w:p>
+            <w:r>
+              <w:t>2.980</w:t>
+            </w:r>
+          </w:p>
+        </w:tc>
+        <w:tc>
+          <w:tcPr>
+            <w:tcW w:type="dxa" w:w="1234"/>
+          </w:tcPr>
+          <w:p>
+            <w:r>
+              <w:t>$ 5.334.501</w:t>
+            </w:r>
+          </w:p>
+        </w:tc>
+        <w:tc>
+          <w:tcPr>
+            <w:tcW w:type="dxa" w:w="1234"/>
+          </w:tcPr>
+          <w:p>
+            <w:r>
+              <w:t>$ 8.707.622</w:t>
+            </w:r>
+          </w:p>
+        </w:tc>
+        <w:tc>
+          <w:tcPr>
+            <w:tcW w:type="dxa" w:w="1234"/>
+          </w:tcPr>
+          <w:p>
+            <w:r>
+              <w:t>$ 3.373.121</w:t>
+            </w:r>
+          </w:p>
+        </w:tc>
+      </w:tr>
+      <w:tr>
+        <w:tc>
+          <w:tcPr>
+            <w:tcW w:type="dxa" w:w="1234"/>
           </w:tcPr>
           <w:p>
             <w:r>
@@ -409,7 +938,69 @@
         </w:tc>
         <w:tc>
           <w:tcPr>
-            <w:tcW w:type="dxa" w:w="665"/>
+            <w:tcW w:type="dxa" w:w="1234"/>
+          </w:tcPr>
+          <w:p>
+            <w:r>
+              <w:t>Punta</w:t>
+            </w:r>
+          </w:p>
+        </w:tc>
+        <w:tc>
+          <w:tcPr>
+            <w:tcW w:type="dxa" w:w="1234"/>
+          </w:tcPr>
+          <w:p>
+            <w:r>
+              <w:t>3.780</w:t>
+            </w:r>
+          </w:p>
+        </w:tc>
+        <w:tc>
+          <w:tcPr>
+            <w:tcW w:type="dxa" w:w="1234"/>
+          </w:tcPr>
+          <w:p>
+            <w:r>
+              <w:t>2.890</w:t>
+            </w:r>
+          </w:p>
+        </w:tc>
+        <w:tc>
+          <w:tcPr>
+            <w:tcW w:type="dxa" w:w="1234"/>
+          </w:tcPr>
+          <w:p>
+            <w:r>
+              <w:t>$ 5.210.464</w:t>
+            </w:r>
+          </w:p>
+        </w:tc>
+        <w:tc>
+          <w:tcPr>
+            <w:tcW w:type="dxa" w:w="1234"/>
+          </w:tcPr>
+          <w:p>
+            <w:r>
+              <w:t>$ 8.481.713</w:t>
+            </w:r>
+          </w:p>
+        </w:tc>
+        <w:tc>
+          <w:tcPr>
+            <w:tcW w:type="dxa" w:w="1234"/>
+          </w:tcPr>
+          <w:p>
+            <w:r>
+              <w:t>$ 3.271.249</w:t>
+            </w:r>
+          </w:p>
+        </w:tc>
+      </w:tr>
+      <w:tr>
+        <w:tc>
+          <w:tcPr>
+            <w:tcW w:type="dxa" w:w="1234"/>
           </w:tcPr>
           <w:p>
             <w:r>
@@ -419,7 +1010,69 @@
         </w:tc>
         <w:tc>
           <w:tcPr>
-            <w:tcW w:type="dxa" w:w="665"/>
+            <w:tcW w:type="dxa" w:w="1234"/>
+          </w:tcPr>
+          <w:p>
+            <w:r>
+              <w:t>Punta</w:t>
+            </w:r>
+          </w:p>
+        </w:tc>
+        <w:tc>
+          <w:tcPr>
+            <w:tcW w:type="dxa" w:w="1234"/>
+          </w:tcPr>
+          <w:p>
+            <w:r>
+              <w:t>1.610</w:t>
+            </w:r>
+          </w:p>
+        </w:tc>
+        <w:tc>
+          <w:tcPr>
+            <w:tcW w:type="dxa" w:w="1234"/>
+          </w:tcPr>
+          <w:p>
+            <w:r>
+              <w:t>720</w:t>
+            </w:r>
+          </w:p>
+        </w:tc>
+        <w:tc>
+          <w:tcPr>
+            <w:tcW w:type="dxa" w:w="1234"/>
+          </w:tcPr>
+          <w:p>
+            <w:r>
+              <w:t>$ 2.219.814</w:t>
+            </w:r>
+          </w:p>
+        </w:tc>
+        <w:tc>
+          <w:tcPr>
+            <w:tcW w:type="dxa" w:w="1234"/>
+          </w:tcPr>
+          <w:p>
+            <w:r>
+              <w:t>$ 3.034.796</w:t>
+            </w:r>
+          </w:p>
+        </w:tc>
+        <w:tc>
+          <w:tcPr>
+            <w:tcW w:type="dxa" w:w="1234"/>
+          </w:tcPr>
+          <w:p>
+            <w:r>
+              <w:t>$ 814.982</w:t>
+            </w:r>
+          </w:p>
+        </w:tc>
+      </w:tr>
+      <w:tr>
+        <w:tc>
+          <w:tcPr>
+            <w:tcW w:type="dxa" w:w="1234"/>
           </w:tcPr>
           <w:p>
             <w:r>
@@ -429,7 +1082,69 @@
         </w:tc>
         <w:tc>
           <w:tcPr>
-            <w:tcW w:type="dxa" w:w="665"/>
+            <w:tcW w:type="dxa" w:w="1234"/>
+          </w:tcPr>
+          <w:p>
+            <w:r>
+              <w:t>No punta</w:t>
+            </w:r>
+          </w:p>
+        </w:tc>
+        <w:tc>
+          <w:tcPr>
+            <w:tcW w:type="dxa" w:w="1234"/>
+          </w:tcPr>
+          <w:p>
+            <w:r>
+              <w:t>1.550</w:t>
+            </w:r>
+          </w:p>
+        </w:tc>
+        <w:tc>
+          <w:tcPr>
+            <w:tcW w:type="dxa" w:w="1234"/>
+          </w:tcPr>
+          <w:p>
+            <w:r>
+              <w:t>—</w:t>
+            </w:r>
+          </w:p>
+        </w:tc>
+        <w:tc>
+          <w:tcPr>
+            <w:tcW w:type="dxa" w:w="1234"/>
+          </w:tcPr>
+          <w:p>
+            <w:r>
+              <w:t>$ 2.146.780</w:t>
+            </w:r>
+          </w:p>
+        </w:tc>
+        <w:tc>
+          <w:tcPr>
+            <w:tcW w:type="dxa" w:w="1234"/>
+          </w:tcPr>
+          <w:p>
+            <w:r>
+              <w:t>$ 2.146.780</w:t>
+            </w:r>
+          </w:p>
+        </w:tc>
+        <w:tc>
+          <w:tcPr>
+            <w:tcW w:type="dxa" w:w="1234"/>
+          </w:tcPr>
+          <w:p>
+            <w:r>
+              <w:t>—</w:t>
+            </w:r>
+          </w:p>
+        </w:tc>
+      </w:tr>
+      <w:tr>
+        <w:tc>
+          <w:tcPr>
+            <w:tcW w:type="dxa" w:w="1234"/>
           </w:tcPr>
           <w:p>
             <w:r>
@@ -439,7 +1154,69 @@
         </w:tc>
         <w:tc>
           <w:tcPr>
-            <w:tcW w:type="dxa" w:w="665"/>
+            <w:tcW w:type="dxa" w:w="1234"/>
+          </w:tcPr>
+          <w:p>
+            <w:r>
+              <w:t>No punta</w:t>
+            </w:r>
+          </w:p>
+        </w:tc>
+        <w:tc>
+          <w:tcPr>
+            <w:tcW w:type="dxa" w:w="1234"/>
+          </w:tcPr>
+          <w:p>
+            <w:r>
+              <w:t>1.090</w:t>
+            </w:r>
+          </w:p>
+        </w:tc>
+        <w:tc>
+          <w:tcPr>
+            <w:tcW w:type="dxa" w:w="1234"/>
+          </w:tcPr>
+          <w:p>
+            <w:r>
+              <w:t>—</w:t>
+            </w:r>
+          </w:p>
+        </w:tc>
+        <w:tc>
+          <w:tcPr>
+            <w:tcW w:type="dxa" w:w="1234"/>
+          </w:tcPr>
+          <w:p>
+            <w:r>
+              <w:t>$ 1.509.951</w:t>
+            </w:r>
+          </w:p>
+        </w:tc>
+        <w:tc>
+          <w:tcPr>
+            <w:tcW w:type="dxa" w:w="1234"/>
+          </w:tcPr>
+          <w:p>
+            <w:r>
+              <w:t>$ 1.509.951</w:t>
+            </w:r>
+          </w:p>
+        </w:tc>
+        <w:tc>
+          <w:tcPr>
+            <w:tcW w:type="dxa" w:w="1234"/>
+          </w:tcPr>
+          <w:p>
+            <w:r>
+              <w:t>—</w:t>
+            </w:r>
+          </w:p>
+        </w:tc>
+      </w:tr>
+      <w:tr>
+        <w:tc>
+          <w:tcPr>
+            <w:tcW w:type="dxa" w:w="1234"/>
           </w:tcPr>
           <w:p>
             <w:r>
@@ -449,129 +1226,17 @@
         </w:tc>
         <w:tc>
           <w:tcPr>
-            <w:tcW w:type="dxa" w:w="665"/>
+            <w:tcW w:type="dxa" w:w="1234"/>
           </w:tcPr>
           <w:p>
             <w:r>
-              <w:t>Sep-26</w:t>
-            </w:r>
-          </w:p>
-        </w:tc>
-      </w:tr>
-      <w:tr>
-        <w:tc>
-          <w:tcPr>
-            <w:tcW w:type="dxa" w:w="665"/>
-          </w:tcPr>
-          <w:p>
-            <w:r>
-              <w:t>590</w:t>
+              <w:t>No punta</w:t>
             </w:r>
           </w:p>
         </w:tc>
         <w:tc>
           <w:tcPr>
-            <w:tcW w:type="dxa" w:w="665"/>
-          </w:tcPr>
-          <w:p>
-            <w:r>
-              <w:t>520</w:t>
-            </w:r>
-          </w:p>
-        </w:tc>
-        <w:tc>
-          <w:tcPr>
-            <w:tcW w:type="dxa" w:w="665"/>
-          </w:tcPr>
-          <w:p>
-            <w:r>
-              <w:t>1.070</w:t>
-            </w:r>
-          </w:p>
-        </w:tc>
-        <w:tc>
-          <w:tcPr>
-            <w:tcW w:type="dxa" w:w="665"/>
-          </w:tcPr>
-          <w:p>
-            <w:r>
-              <w:t>1.380</w:t>
-            </w:r>
-          </w:p>
-        </w:tc>
-        <w:tc>
-          <w:tcPr>
-            <w:tcW w:type="dxa" w:w="665"/>
-          </w:tcPr>
-          <w:p>
-            <w:r>
-              <w:t>2.260</w:t>
-            </w:r>
-          </w:p>
-        </w:tc>
-        <w:tc>
-          <w:tcPr>
-            <w:tcW w:type="dxa" w:w="665"/>
-          </w:tcPr>
-          <w:p>
-            <w:r>
-              <w:t>3.870</w:t>
-            </w:r>
-          </w:p>
-        </w:tc>
-        <w:tc>
-          <w:tcPr>
-            <w:tcW w:type="dxa" w:w="665"/>
-          </w:tcPr>
-          <w:p>
-            <w:r>
-              <w:t>3.870</w:t>
-            </w:r>
-          </w:p>
-        </w:tc>
-        <w:tc>
-          <w:tcPr>
-            <w:tcW w:type="dxa" w:w="665"/>
-          </w:tcPr>
-          <w:p>
-            <w:r>
-              <w:t>3.780</w:t>
-            </w:r>
-          </w:p>
-        </w:tc>
-        <w:tc>
-          <w:tcPr>
-            <w:tcW w:type="dxa" w:w="665"/>
-          </w:tcPr>
-          <w:p>
-            <w:r>
-              <w:t>1.610</w:t>
-            </w:r>
-          </w:p>
-        </w:tc>
-        <w:tc>
-          <w:tcPr>
-            <w:tcW w:type="dxa" w:w="665"/>
-          </w:tcPr>
-          <w:p>
-            <w:r>
-              <w:t>1.550</w:t>
-            </w:r>
-          </w:p>
-        </w:tc>
-        <w:tc>
-          <w:tcPr>
-            <w:tcW w:type="dxa" w:w="665"/>
-          </w:tcPr>
-          <w:p>
-            <w:r>
-              <w:t>1.090</w:t>
-            </w:r>
-          </w:p>
-        </w:tc>
-        <w:tc>
-          <w:tcPr>
-            <w:tcW w:type="dxa" w:w="665"/>
+            <w:tcW w:type="dxa" w:w="1234"/>
           </w:tcPr>
           <w:p>
             <w:r>
@@ -581,11 +1246,177 @@
         </w:tc>
         <w:tc>
           <w:tcPr>
-            <w:tcW w:type="dxa" w:w="665"/>
+            <w:tcW w:type="dxa" w:w="1234"/>
+          </w:tcPr>
+          <w:p>
+            <w:r>
+              <w:t>—</w:t>
+            </w:r>
+          </w:p>
+        </w:tc>
+        <w:tc>
+          <w:tcPr>
+            <w:tcW w:type="dxa" w:w="1234"/>
+          </w:tcPr>
+          <w:p>
+            <w:r>
+              <w:t>$ 1.828.365</w:t>
+            </w:r>
+          </w:p>
+        </w:tc>
+        <w:tc>
+          <w:tcPr>
+            <w:tcW w:type="dxa" w:w="1234"/>
+          </w:tcPr>
+          <w:p>
+            <w:r>
+              <w:t>$ 1.828.365</w:t>
+            </w:r>
+          </w:p>
+        </w:tc>
+        <w:tc>
+          <w:tcPr>
+            <w:tcW w:type="dxa" w:w="1234"/>
+          </w:tcPr>
+          <w:p>
+            <w:r>
+              <w:t>—</w:t>
+            </w:r>
+          </w:p>
+        </w:tc>
+      </w:tr>
+      <w:tr>
+        <w:tc>
+          <w:tcPr>
+            <w:tcW w:type="dxa" w:w="1234"/>
+          </w:tcPr>
+          <w:p>
+            <w:r>
+              <w:t>Sep-26</w:t>
+            </w:r>
+          </w:p>
+        </w:tc>
+        <w:tc>
+          <w:tcPr>
+            <w:tcW w:type="dxa" w:w="1234"/>
+          </w:tcPr>
+          <w:p>
+            <w:r>
+              <w:t>No punta</w:t>
+            </w:r>
+          </w:p>
+        </w:tc>
+        <w:tc>
+          <w:tcPr>
+            <w:tcW w:type="dxa" w:w="1234"/>
           </w:tcPr>
           <w:p>
             <w:r>
               <w:t>397</w:t>
+            </w:r>
+          </w:p>
+        </w:tc>
+        <w:tc>
+          <w:tcPr>
+            <w:tcW w:type="dxa" w:w="1234"/>
+          </w:tcPr>
+          <w:p>
+            <w:r>
+              <w:t>—</w:t>
+            </w:r>
+          </w:p>
+        </w:tc>
+        <w:tc>
+          <w:tcPr>
+            <w:tcW w:type="dxa" w:w="1234"/>
+          </w:tcPr>
+          <w:p>
+            <w:r>
+              <w:t>$ 550.555</w:t>
+            </w:r>
+          </w:p>
+        </w:tc>
+        <w:tc>
+          <w:tcPr>
+            <w:tcW w:type="dxa" w:w="1234"/>
+          </w:tcPr>
+          <w:p>
+            <w:r>
+              <w:t>$ 550.555</w:t>
+            </w:r>
+          </w:p>
+        </w:tc>
+        <w:tc>
+          <w:tcPr>
+            <w:tcW w:type="dxa" w:w="1234"/>
+          </w:tcPr>
+          <w:p>
+            <w:r>
+              <w:t>—</w:t>
+            </w:r>
+          </w:p>
+        </w:tc>
+      </w:tr>
+      <w:tr>
+        <w:tc>
+          <w:tcPr>
+            <w:tcW w:type="dxa" w:w="1234"/>
+          </w:tcPr>
+          <w:p>
+            <w:r>
+              <w:t>Total</w:t>
+            </w:r>
+          </w:p>
+        </w:tc>
+        <w:tc>
+          <w:tcPr>
+            <w:tcW w:type="dxa" w:w="1234"/>
+          </w:tcPr>
+          <w:p/>
+        </w:tc>
+        <w:tc>
+          <w:tcPr>
+            <w:tcW w:type="dxa" w:w="1234"/>
+          </w:tcPr>
+          <w:p/>
+        </w:tc>
+        <w:tc>
+          <w:tcPr>
+            <w:tcW w:type="dxa" w:w="1234"/>
+          </w:tcPr>
+          <w:p>
+            <w:r>
+              <w:t>10.940</w:t>
+            </w:r>
+          </w:p>
+        </w:tc>
+        <w:tc>
+          <w:tcPr>
+            <w:tcW w:type="dxa" w:w="1234"/>
+          </w:tcPr>
+          <w:p>
+            <w:r>
+              <w:t>$ 32.182.838</w:t>
+            </w:r>
+          </w:p>
+        </w:tc>
+        <w:tc>
+          <w:tcPr>
+            <w:tcW w:type="dxa" w:w="1234"/>
+          </w:tcPr>
+          <w:p>
+            <w:r>
+              <w:t>$ 44.566.041</w:t>
+            </w:r>
+          </w:p>
+        </w:tc>
+        <w:tc>
+          <w:tcPr>
+            <w:tcW w:type="dxa" w:w="1234"/>
+          </w:tcPr>
+          <w:p>
+            <w:r>
+              <w:t>$ 12.383.203</w:t>
             </w:r>
           </w:p>
         </w:tc>
@@ -601,7 +1432,7 @@
     </w:p>
     <w:p>
       <w:r>
-        <w:t>El consumo es bajo en primavera (cerca de 500–600 m³) y sube fuerte entre febrero y abril de 2026, cuando se acerca a 3.800–3.900 m³. Desde mayo baja y septiembre 2026 es el mes más bajo de la serie (397 m³, lectura real). El salto de verano respecto del mes actual es del orden de 10 veces.</w:t>
+        <w:t>Es el medidor de control de Estadio Vulco. El invierno queda cerca del límite y febrero, marzo y abril lo superan cerca de cuatro veces. Ese exceso, en período punta, paga tarifa de sobreconsumo.</w:t>
       </w:r>
     </w:p>
     <w:p>
@@ -610,12 +1441,25 @@
       </w:r>
     </w:p>
     <w:p>
+      <w:pPr>
+        <w:pStyle w:val="Heading2"/>
+      </w:pPr>
+      <w:r>
+        <w:t>Revisión del medidor de control</w:t>
+      </w:r>
+    </w:p>
+    <w:p>
+      <w:r>
+        <w:t>Baquedano 1215 no suma las cuentas de San José ni Almirante Riveros: cada una tiene su propio medidor en Aguas Andinas. En los cinco meses punta hay 10.940 m³ sobre el límite y el recargo de tarifa es $ 12.383.203.</w:t>
+      </w:r>
+    </w:p>
+    <w:p>
       <w:r>
         <w:rPr>
           <w:i/>
           <w:sz w:val="18"/>
         </w:rPr>
-        <w:t>Los meses previos a septiembre 2026 se obtuvieron midiendo el gráfico «Consumo últimos 13 meses» de la boleta emitida el 08-09-2026 y ajustando la escala para que esa última barra coincida con los m³ facturados.</w:t>
+        <w:t>Los meses previos a septiembre 2026 se midieron en el gráfico de la boleta. El rojo de la barra es el sobreconsumo del período punta. La diferencia en pesos es solo el recargo de agua potable de ese exceso, $1.131,92 por m³, valorizado a la tarifa del 11-05-2026.</w:t>
       </w:r>
     </w:p>
     <w:p>
